--- a/_site/posts/2026-01-02-configuracion-de-quarto-yml/index.docx
+++ b/_site/posts/2026-01-02-configuracion-de-quarto-yml/index.docx
@@ -20614,7 +20614,7 @@
         <w:rPr>
           <w:rStyle w:val="NormalTok"/>
         </w:rPr>
-        <w:t xml:space="preserve">    *Última actualización: 2026-07-13*</w:t>
+        <w:t xml:space="preserve">    *Última actualización: 2026-10-05*</w:t>
       </w:r>
     </w:p>
     <w:p>

--- a/_site/posts/2026-01-02-configuracion-de-quarto-yml/index.docx
+++ b/_site/posts/2026-01-02-configuracion-de-quarto-yml/index.docx
@@ -20614,7 +20614,7 @@
         <w:rPr>
           <w:rStyle w:val="NormalTok"/>
         </w:rPr>
-        <w:t xml:space="preserve">    *Última actualización: 2026-10-05*</w:t>
+        <w:t xml:space="preserve">    *Última actualización: 2026-09-15*</w:t>
       </w:r>
     </w:p>
     <w:p>
